--- a/sources/veille/ai-act/2026-06-13_veille_ai-act.docx
+++ b/sources/veille/ai-act/2026-06-13_veille_ai-act.docx
@@ -640,6 +640,17 @@
         </w:rPr>
         <w:t xml:space="preserve"> — 11 juin 2026</w:t>
       </w:r>
+      <w:r>
+        <w:rPr>
+          <w:rFonts w:ascii="Calibri" w:cs="Calibri" w:eastAsia="Calibri" w:hAnsi="Calibri"/>
+          <w:i/>
+          <w:iCs/>
+          <w:color w:val="6B7280"/>
+          <w:sz w:val="20"/>
+          <w:szCs w:val="20"/>
+        </w:rPr>
+        <w:t xml:space="preserve">   [Corrigé le 25/10/2026 : adresse fautive d'un seul caractère, corrigée. L'adresse citée portait le slug « europes- » quand l'IAPP publie « europe-s- » : elle rend HTTP 404 et ne figure dans aucun instantané de la Wayback Machine, alors que iapp.org/news/a/ y est largement moissonné. Le titre et la date du 11 juin 2026 sont exacts, et l'article répond HTTP 200 à son adresse réelle le 25/10/2026]</w:t>
+      </w:r>
     </w:p>
     <w:p>
       <w:pPr>
@@ -1532,6 +1543,34 @@
           <w:szCs w:val="18"/>
         </w:rPr>
         <w:t xml:space="preserve">Produit le 13 juin 2026 — Job automatique ai-act-veille — Sources consultées : 4/7 directes + 3/7 WebSearch (corrigé le 12/09/2026 — voir le journal des corrections)</w:t>
+      </w:r>
+    </w:p>
+    <w:p>
+      <w:pPr>
+        <w:spacing w:after="80"/>
+      </w:pPr>
+      <w:r>
+        <w:rPr>
+          <w:rFonts w:ascii="Calibri" w:cs="Calibri" w:eastAsia="Calibri" w:hAnsi="Calibri"/>
+          <w:color w:val="1F2937"/>
+          <w:sz w:val="22"/>
+          <w:szCs w:val="22"/>
+        </w:rPr>
+        <w:t xml:space="preserve">Note relue le 25/10/2026 au cours du balayage des 1 351 adresses citées par les 295 documents du dépôt — 8 rendaient HTTP 404 et 2 avaient un domaine qui ne résout plus. Contenu inchangé : seules des adresses de ressource sont touchées.</w:t>
+      </w:r>
+    </w:p>
+    <w:p>
+      <w:pPr>
+        <w:spacing w:after="80"/>
+      </w:pPr>
+      <w:r>
+        <w:rPr>
+          <w:rFonts w:ascii="Calibri" w:cs="Calibri" w:eastAsia="Calibri" w:hAnsi="Calibri"/>
+          <w:color w:val="1F2937"/>
+          <w:sz w:val="22"/>
+          <w:szCs w:val="22"/>
+        </w:rPr>
+        <w:t xml:space="preserve">Adresse d'origine conservée ici : « iapp.org/news/a/europes-cloud-and-ai-development-act-grand-ambition-fragile-foundations » rendait HTTP 404. Le slug publié par l'IAPP est « europe-s- » et non « europes- » : l'adresse était fautive dès l'écriture de la note, et non périmée. Titre et date inchangés, car exacts. Lien repointé, HTTP 200 le 25/10/2026.</w:t>
       </w:r>
     </w:p>
     <w:sectPr>
